--- a/manuscript/Blattabacterium HGT_supp-material_v2_KE_NL_KE.docx
+++ b/manuscript/Blattabacterium HGT_supp-material_v2_KE_NL_KE.docx
@@ -3269,8 +3269,6 @@
         </w:rPr>
         <w:t>,</w:t>
       </w:r>
-      <w:bookmarkStart w:id="4" w:name="_GoBack"/>
-      <w:bookmarkEnd w:id="4"/>
       <w:r>
         <w:rPr>
           <w:rFonts w:ascii="Aptos" w:eastAsia="Times New Roman" w:hAnsi="Aptos" w:cstheme="minorHAnsi"/>
@@ -3460,7 +3458,7 @@
         </w:rPr>
         <w:t xml:space="preserve"> </w:t>
       </w:r>
-      <w:commentRangeStart w:id="5"/>
+      <w:commentRangeStart w:id="4"/>
       <w:r>
         <w:rPr>
           <w:rFonts w:ascii="Aptos" w:eastAsia="Times New Roman" w:hAnsi="Aptos" w:cstheme="minorHAnsi"/>
@@ -3491,12 +3489,12 @@
         </w:rPr>
         <w:br/>
       </w:r>
-      <w:commentRangeEnd w:id="5"/>
+      <w:commentRangeEnd w:id="4"/>
       <w:r>
         <w:rPr>
           <w:rStyle w:val="CommentReference"/>
         </w:rPr>
-        <w:commentReference w:id="5"/>
+        <w:commentReference w:id="4"/>
       </w:r>
       <w:r>
         <w:rPr>
@@ -4478,7 +4476,7 @@
         </w:rPr>
         <w:t xml:space="preserve">ancestral inserts were able to be easily identified and extracted. </w:t>
       </w:r>
-      <w:commentRangeStart w:id="6"/>
+      <w:commentRangeStart w:id="5"/>
       <w:r>
         <w:rPr>
           <w:rFonts w:ascii="Aptos" w:eastAsia="Times New Roman" w:hAnsi="Aptos" w:cstheme="minorHAnsi"/>
@@ -4486,12 +4484,12 @@
         </w:rPr>
         <w:t xml:space="preserve">These putatively ancestral inserts were manually curated by aligning them back to the genomes and checking for sequence synteny. </w:t>
       </w:r>
-      <w:commentRangeEnd w:id="6"/>
+      <w:commentRangeEnd w:id="5"/>
       <w:r>
         <w:rPr>
           <w:rStyle w:val="CommentReference"/>
         </w:rPr>
-        <w:commentReference w:id="6"/>
+        <w:commentReference w:id="5"/>
       </w:r>
       <w:r>
         <w:rPr>
@@ -4961,12 +4959,11 @@
         <w:rPr>
           <w:rFonts w:ascii="Aptos" w:hAnsi="Aptos" w:cstheme="minorHAnsi"/>
           <w:i/>
-          <w:noProof/>
           <w:color w:val="000000" w:themeColor="text1"/>
         </w:rPr>
         <w:drawing>
-          <wp:inline distT="0" distB="0" distL="0" distR="0" wp14:anchorId="64AC0E1A" wp14:editId="21B10EA0">
-            <wp:extent cx="3356948" cy="5575610"/>
+          <wp:inline distT="0" distB="0" distL="0" distR="0" wp14:anchorId="222B2D10" wp14:editId="03D85326">
+            <wp:extent cx="3547533" cy="5695636"/>
             <wp:effectExtent l="0" t="0" r="0" b="0"/>
             <wp:docPr id="1" name="Picture 1"/>
             <wp:cNvGraphicFramePr>
@@ -4988,7 +4985,7 @@
                   <pic:spPr>
                     <a:xfrm>
                       <a:off x="0" y="0"/>
-                      <a:ext cx="3361035" cy="5582399"/>
+                      <a:ext cx="3567638" cy="5727916"/>
                     </a:xfrm>
                     <a:prstGeom prst="rect">
                       <a:avLst/>
@@ -5000,6 +4997,8 @@
           </wp:inline>
         </w:drawing>
       </w:r>
+      <w:bookmarkStart w:id="6" w:name="_GoBack"/>
+      <w:bookmarkEnd w:id="6"/>
     </w:p>
     <w:p>
       <w:pPr>
@@ -5136,14 +5135,42 @@
           <w:rFonts w:ascii="Aptos" w:eastAsia="Times New Roman" w:hAnsi="Aptos" w:cstheme="minorHAnsi"/>
           <w:color w:val="000000" w:themeColor="text1"/>
         </w:rPr>
-        <w:t xml:space="preserve">step </w:t>
-      </w:r>
-      <w:r>
-        <w:rPr>
-          <w:rFonts w:ascii="Aptos" w:eastAsia="Times New Roman" w:hAnsi="Aptos" w:cstheme="minorHAnsi"/>
-          <w:color w:val="000000" w:themeColor="text1"/>
-        </w:rPr>
-        <w:t xml:space="preserve">was not performed for alternate </w:t>
+        <w:t>step</w:t>
+      </w:r>
+      <w:r>
+        <w:rPr>
+          <w:rFonts w:ascii="Aptos" w:eastAsia="Times New Roman" w:hAnsi="Aptos" w:cstheme="minorHAnsi"/>
+          <w:color w:val="000000" w:themeColor="text1"/>
+        </w:rPr>
+        <w:t>s</w:t>
+      </w:r>
+      <w:r>
+        <w:rPr>
+          <w:rFonts w:ascii="Aptos" w:eastAsia="Times New Roman" w:hAnsi="Aptos" w:cstheme="minorHAnsi"/>
+          <w:color w:val="000000" w:themeColor="text1"/>
+        </w:rPr>
+        <w:t xml:space="preserve"> </w:t>
+      </w:r>
+      <w:r>
+        <w:rPr>
+          <w:rFonts w:ascii="Aptos" w:eastAsia="Times New Roman" w:hAnsi="Aptos" w:cstheme="minorHAnsi"/>
+          <w:color w:val="000000" w:themeColor="text1"/>
+        </w:rPr>
+        <w:t>w</w:t>
+      </w:r>
+      <w:r>
+        <w:rPr>
+          <w:rFonts w:ascii="Aptos" w:eastAsia="Times New Roman" w:hAnsi="Aptos" w:cstheme="minorHAnsi"/>
+          <w:color w:val="000000" w:themeColor="text1"/>
+        </w:rPr>
+        <w:t>ere</w:t>
+      </w:r>
+      <w:r>
+        <w:rPr>
+          <w:rFonts w:ascii="Aptos" w:eastAsia="Times New Roman" w:hAnsi="Aptos" w:cstheme="minorHAnsi"/>
+          <w:color w:val="000000" w:themeColor="text1"/>
+        </w:rPr>
+        <w:t xml:space="preserve"> not performed for alternate </w:t>
       </w:r>
       <w:r>
         <w:rPr>
@@ -5152,12 +5179,27 @@
         </w:rPr>
         <w:t>filtering)</w:t>
       </w:r>
-      <w:r>
-        <w:rPr>
-          <w:rFonts w:ascii="Aptos" w:eastAsia="Times New Roman" w:hAnsi="Aptos" w:cstheme="minorHAnsi"/>
-          <w:color w:val="000000" w:themeColor="text1"/>
-        </w:rPr>
-        <w:t xml:space="preserve">. </w:t>
+      <w:commentRangeStart w:id="7"/>
+      <w:r>
+        <w:rPr>
+          <w:rFonts w:ascii="Aptos" w:eastAsia="Times New Roman" w:hAnsi="Aptos" w:cstheme="minorHAnsi"/>
+          <w:color w:val="000000" w:themeColor="text1"/>
+        </w:rPr>
+        <w:t>.</w:t>
+      </w:r>
+      <w:commentRangeEnd w:id="7"/>
+      <w:r>
+        <w:rPr>
+          <w:rStyle w:val="CommentReference"/>
+        </w:rPr>
+        <w:commentReference w:id="7"/>
+      </w:r>
+      <w:r>
+        <w:rPr>
+          <w:rFonts w:ascii="Aptos" w:eastAsia="Times New Roman" w:hAnsi="Aptos" w:cstheme="minorHAnsi"/>
+          <w:color w:val="000000" w:themeColor="text1"/>
+        </w:rPr>
+        <w:t xml:space="preserve"> </w:t>
       </w:r>
     </w:p>
     <w:p>
@@ -5196,7 +5238,7 @@
           <w:highlight w:val="yellow"/>
         </w:rPr>
       </w:pPr>
-      <w:commentRangeStart w:id="7"/>
+      <w:commentRangeStart w:id="8"/>
       <w:r>
         <w:rPr>
           <w:rFonts w:ascii="Aptos" w:hAnsi="Aptos" w:cstheme="minorHAnsi"/>
@@ -5206,7 +5248,7 @@
         </w:rPr>
         <w:t>F</w:t>
       </w:r>
-      <w:commentRangeEnd w:id="7"/>
+      <w:commentRangeEnd w:id="8"/>
       <w:r>
         <w:rPr>
           <w:rStyle w:val="CommentReference"/>
@@ -5214,7 +5256,7 @@
           <w:i/>
           <w:highlight w:val="yellow"/>
         </w:rPr>
-        <w:commentReference w:id="7"/>
+        <w:commentReference w:id="8"/>
       </w:r>
       <w:r>
         <w:rPr>
@@ -5240,7 +5282,7 @@
           <w:i/>
           <w:color w:val="000000" w:themeColor="text1"/>
           <w:highlight w:val="yellow"/>
-          <w:rPrChange w:id="8" w:author="Microsoft Office User" w:date="2025-09-28T20:36:00Z">
+          <w:rPrChange w:id="9" w:author="Microsoft Office User" w:date="2025-09-28T20:36:00Z">
             <w:rPr>
               <w:rFonts w:ascii="Aptos" w:hAnsi="Aptos" w:cstheme="minorHAnsi"/>
               <w:i/>
@@ -25676,7 +25718,7 @@
                 <w:lang w:eastAsia="zh-CN"/>
               </w:rPr>
             </w:pPr>
-            <w:commentRangeStart w:id="9"/>
+            <w:commentRangeStart w:id="10"/>
             <w:r>
               <w:rPr>
                 <w:rFonts w:eastAsia="Times New Roman" w:cstheme="minorHAnsi"/>
@@ -25687,12 +25729,12 @@
               </w:rPr>
               <w:t>Z1</w:t>
             </w:r>
-            <w:commentRangeEnd w:id="9"/>
+            <w:commentRangeEnd w:id="10"/>
             <w:r>
               <w:rPr>
                 <w:rStyle w:val="CommentReference"/>
               </w:rPr>
-              <w:commentReference w:id="9"/>
+              <w:commentReference w:id="10"/>
             </w:r>
           </w:p>
         </w:tc>
@@ -28620,7 +28662,7 @@
       </w:r>
     </w:p>
   </w:comment>
-  <w:comment w:id="5" w:author="Microsoft Office User" w:date="2025-10-17T13:10:00Z" w:initials="MOU">
+  <w:comment w:id="4" w:author="Microsoft Office User" w:date="2025-10-17T13:10:00Z" w:initials="MOU">
     <w:p>
       <w:pPr>
         <w:pStyle w:val="CommentText"/>
@@ -28636,7 +28678,7 @@
       </w:r>
     </w:p>
   </w:comment>
-  <w:comment w:id="6" w:author="Microsoft Office User" w:date="2025-10-17T13:14:00Z" w:initials="MOU">
+  <w:comment w:id="5" w:author="Microsoft Office User" w:date="2025-10-17T13:14:00Z" w:initials="MOU">
     <w:p>
       <w:pPr>
         <w:pStyle w:val="CommentText"/>
@@ -28652,7 +28694,7 @@
       </w:r>
     </w:p>
   </w:comment>
-  <w:comment w:id="7" w:author="Kyle Ewart" w:date="2024-12-02T22:30:00Z" w:initials="KE">
+  <w:comment w:id="7" w:author="Microsoft Office User" w:date="2025-10-19T20:32:00Z" w:initials="MOU">
     <w:p>
       <w:pPr>
         <w:pStyle w:val="CommentText"/>
@@ -28664,11 +28706,27 @@
         <w:annotationRef/>
       </w:r>
       <w:r>
-        <w:t>These are just initial thoughts. We can have many panels and just add what can’t fit into the main panel</w:t>
+        <w:t>The second manual curation step is doing alignments with flanking to check for synteny for the putatively old inserts.</w:t>
       </w:r>
     </w:p>
   </w:comment>
-  <w:comment w:id="9" w:author="Microsoft Office User" w:date="2025-09-28T20:58:00Z" w:initials="MOU">
+  <w:comment w:id="8" w:author="Kyle Ewart" w:date="2024-12-02T22:30:00Z" w:initials="KE">
+    <w:p>
+      <w:pPr>
+        <w:pStyle w:val="CommentText"/>
+      </w:pPr>
+      <w:r>
+        <w:rPr>
+          <w:rStyle w:val="CommentReference"/>
+        </w:rPr>
+        <w:annotationRef/>
+      </w:r>
+      <w:r>
+        <w:t>These are just initial thoughts. We can have many panels and just add what can’t fit into the main panel</w:t>
+      </w:r>
+    </w:p>
+  </w:comment>
+  <w:comment w:id="10" w:author="Microsoft Office User" w:date="2025-09-28T20:58:00Z" w:initials="MOU">
     <w:p>
       <w:pPr>
         <w:pStyle w:val="CommentText"/>
@@ -28695,6 +28753,7 @@
   <w15:commentEx w15:paraId="4641E8BC" w15:done="0"/>
   <w15:commentEx w15:paraId="6B93D1C1" w15:done="0"/>
   <w15:commentEx w15:paraId="60144F0F" w15:done="0"/>
+  <w15:commentEx w15:paraId="3943239E" w15:done="0"/>
   <w15:commentEx w15:paraId="1EECDDE1" w15:done="0"/>
   <w15:commentEx w15:paraId="5F75ADC1" w15:done="0"/>
 </w15:commentsEx>
@@ -28726,6 +28785,7 @@
   <w16cid:commentId w16cid:paraId="4641E8BC" w16cid:durableId="2C8427D6"/>
   <w16cid:commentId w16cid:paraId="6B93D1C1" w16cid:durableId="2C9CBED0"/>
   <w16cid:commentId w16cid:paraId="60144F0F" w16cid:durableId="2C9CBFC8"/>
+  <w16cid:commentId w16cid:paraId="3943239E" w16cid:durableId="2C9FC94C"/>
   <w16cid:commentId w16cid:paraId="1EECDDE1" w16cid:durableId="2AF8B381"/>
   <w16cid:commentId w16cid:paraId="5F75ADC1" w16cid:durableId="2C841FED"/>
 </w16cid:commentsIds>

--- a/manuscript/Blattabacterium HGT_supp-material_v2_KE_NL_KE.docx
+++ b/manuscript/Blattabacterium HGT_supp-material_v2_KE_NL_KE.docx
@@ -2040,7 +2040,24 @@
           <w:i/>
           <w:color w:val="000000" w:themeColor="text1"/>
         </w:rPr>
-        <w:t>inserts</w:t>
+        <w:t>insert</w:t>
+      </w:r>
+      <w:commentRangeStart w:id="3"/>
+      <w:r>
+        <w:rPr>
+          <w:rFonts w:ascii="Aptos" w:hAnsi="Aptos" w:cstheme="minorHAnsi"/>
+          <w:b/>
+          <w:i/>
+          <w:color w:val="000000" w:themeColor="text1"/>
+        </w:rPr>
+        <w:t>s</w:t>
+      </w:r>
+      <w:commentRangeEnd w:id="3"/>
+      <w:r>
+        <w:rPr>
+          <w:rStyle w:val="CommentReference"/>
+        </w:rPr>
+        <w:commentReference w:id="3"/>
       </w:r>
     </w:p>
     <w:p>
@@ -3057,7 +3074,7 @@
         </w:rPr>
         <w:t>ny inserts with contiguous, low-entropy regions representing ≥ 50% of the total insert length were removed</w:t>
       </w:r>
-      <w:commentRangeStart w:id="3"/>
+      <w:commentRangeStart w:id="5"/>
       <w:r>
         <w:rPr>
           <w:rFonts w:ascii="Aptos" w:eastAsia="Times New Roman" w:hAnsi="Aptos" w:cstheme="minorHAnsi"/>
@@ -3065,13 +3082,13 @@
         </w:rPr>
         <w:t>.</w:t>
       </w:r>
-      <w:commentRangeEnd w:id="3"/>
+      <w:commentRangeEnd w:id="5"/>
       <w:r>
         <w:rPr>
           <w:rStyle w:val="CommentReference"/>
           <w:color w:val="000000" w:themeColor="text1"/>
         </w:rPr>
-        <w:commentReference w:id="3"/>
+        <w:commentReference w:id="5"/>
       </w:r>
       <w:r>
         <w:rPr>
@@ -3458,7 +3475,7 @@
         </w:rPr>
         <w:t xml:space="preserve"> </w:t>
       </w:r>
-      <w:commentRangeStart w:id="4"/>
+      <w:commentRangeStart w:id="6"/>
       <w:r>
         <w:rPr>
           <w:rFonts w:ascii="Aptos" w:eastAsia="Times New Roman" w:hAnsi="Aptos" w:cstheme="minorHAnsi"/>
@@ -3489,12 +3506,12 @@
         </w:rPr>
         <w:br/>
       </w:r>
-      <w:commentRangeEnd w:id="4"/>
+      <w:commentRangeEnd w:id="6"/>
       <w:r>
         <w:rPr>
           <w:rStyle w:val="CommentReference"/>
         </w:rPr>
-        <w:commentReference w:id="4"/>
+        <w:commentReference w:id="6"/>
       </w:r>
       <w:r>
         <w:rPr>
@@ -4476,7 +4493,7 @@
         </w:rPr>
         <w:t xml:space="preserve">ancestral inserts were able to be easily identified and extracted. </w:t>
       </w:r>
-      <w:commentRangeStart w:id="5"/>
+      <w:commentRangeStart w:id="7"/>
       <w:r>
         <w:rPr>
           <w:rFonts w:ascii="Aptos" w:eastAsia="Times New Roman" w:hAnsi="Aptos" w:cstheme="minorHAnsi"/>
@@ -4484,12 +4501,12 @@
         </w:rPr>
         <w:t xml:space="preserve">These putatively ancestral inserts were manually curated by aligning them back to the genomes and checking for sequence synteny. </w:t>
       </w:r>
-      <w:commentRangeEnd w:id="5"/>
+      <w:commentRangeEnd w:id="7"/>
       <w:r>
         <w:rPr>
           <w:rStyle w:val="CommentReference"/>
         </w:rPr>
-        <w:commentReference w:id="5"/>
+        <w:commentReference w:id="7"/>
       </w:r>
       <w:r>
         <w:rPr>
@@ -4959,6 +4976,7 @@
         <w:rPr>
           <w:rFonts w:ascii="Aptos" w:hAnsi="Aptos" w:cstheme="minorHAnsi"/>
           <w:i/>
+          <w:noProof/>
           <w:color w:val="000000" w:themeColor="text1"/>
         </w:rPr>
         <w:drawing>
@@ -4997,8 +5015,6 @@
           </wp:inline>
         </w:drawing>
       </w:r>
-      <w:bookmarkStart w:id="6" w:name="_GoBack"/>
-      <w:bookmarkEnd w:id="6"/>
     </w:p>
     <w:p>
       <w:pPr>
@@ -5179,7 +5195,7 @@
         </w:rPr>
         <w:t>filtering)</w:t>
       </w:r>
-      <w:commentRangeStart w:id="7"/>
+      <w:commentRangeStart w:id="8"/>
       <w:r>
         <w:rPr>
           <w:rFonts w:ascii="Aptos" w:eastAsia="Times New Roman" w:hAnsi="Aptos" w:cstheme="minorHAnsi"/>
@@ -5187,12 +5203,12 @@
         </w:rPr>
         <w:t>.</w:t>
       </w:r>
-      <w:commentRangeEnd w:id="7"/>
+      <w:commentRangeEnd w:id="8"/>
       <w:r>
         <w:rPr>
           <w:rStyle w:val="CommentReference"/>
         </w:rPr>
-        <w:commentReference w:id="7"/>
+        <w:commentReference w:id="8"/>
       </w:r>
       <w:r>
         <w:rPr>
@@ -5238,7 +5254,7 @@
           <w:highlight w:val="yellow"/>
         </w:rPr>
       </w:pPr>
-      <w:commentRangeStart w:id="8"/>
+      <w:commentRangeStart w:id="9"/>
       <w:r>
         <w:rPr>
           <w:rFonts w:ascii="Aptos" w:hAnsi="Aptos" w:cstheme="minorHAnsi"/>
@@ -5248,7 +5264,7 @@
         </w:rPr>
         <w:t>F</w:t>
       </w:r>
-      <w:commentRangeEnd w:id="8"/>
+      <w:commentRangeEnd w:id="9"/>
       <w:r>
         <w:rPr>
           <w:rStyle w:val="CommentReference"/>
@@ -5256,7 +5272,7 @@
           <w:i/>
           <w:highlight w:val="yellow"/>
         </w:rPr>
-        <w:commentReference w:id="8"/>
+        <w:commentReference w:id="9"/>
       </w:r>
       <w:r>
         <w:rPr>
@@ -5282,7 +5298,7 @@
           <w:i/>
           <w:color w:val="000000" w:themeColor="text1"/>
           <w:highlight w:val="yellow"/>
-          <w:rPrChange w:id="9" w:author="Microsoft Office User" w:date="2025-09-28T20:36:00Z">
+          <w:rPrChange w:id="10" w:author="Microsoft Office User" w:date="2025-09-28T20:36:00Z">
             <w:rPr>
               <w:rFonts w:ascii="Aptos" w:hAnsi="Aptos" w:cstheme="minorHAnsi"/>
               <w:i/>
@@ -25718,7 +25734,7 @@
                 <w:lang w:eastAsia="zh-CN"/>
               </w:rPr>
             </w:pPr>
-            <w:commentRangeStart w:id="10"/>
+            <w:commentRangeStart w:id="11"/>
             <w:r>
               <w:rPr>
                 <w:rFonts w:eastAsia="Times New Roman" w:cstheme="minorHAnsi"/>
@@ -25729,12 +25745,12 @@
               </w:rPr>
               <w:t>Z1</w:t>
             </w:r>
-            <w:commentRangeEnd w:id="10"/>
+            <w:commentRangeEnd w:id="11"/>
             <w:r>
               <w:rPr>
                 <w:rStyle w:val="CommentReference"/>
               </w:rPr>
-              <w:commentReference w:id="10"/>
+              <w:commentReference w:id="11"/>
             </w:r>
           </w:p>
         </w:tc>
@@ -28640,7 +28656,7 @@
       </w:r>
     </w:p>
   </w:comment>
-  <w:comment w:id="3" w:author="Microsoft Office User" w:date="2025-09-28T21:32:00Z" w:initials="MOU">
+  <w:comment w:id="3" w:author="Microsoft Office User" w:date="2025-10-20T20:51:00Z" w:initials="MOU">
     <w:p>
       <w:pPr>
         <w:pStyle w:val="CommentText"/>
@@ -28652,17 +28668,21 @@
         <w:annotationRef/>
       </w:r>
       <w:r>
-        <w:t>Maxim – there was a filter added here whe</w:t>
-      </w:r>
-      <w:r>
-        <w:rPr>
-          <w:noProof/>
-        </w:rPr>
-        <w:t>re sequences were removed if they were flaned by Ns right. Was it here, or elsewhere (i.e. earlier in the filtering pipeline?</w:t>
-      </w:r>
+        <w:t xml:space="preserve">Make sure I </w:t>
+      </w:r>
+      <w:proofErr w:type="spellStart"/>
+      <w:r>
+        <w:t>addt</w:t>
+      </w:r>
+      <w:proofErr w:type="spellEnd"/>
+      <w:r>
+        <w:t xml:space="preserve"> eh 2 manual curation steps here as well</w:t>
+      </w:r>
+      <w:bookmarkStart w:id="4" w:name="_GoBack"/>
+      <w:bookmarkEnd w:id="4"/>
     </w:p>
   </w:comment>
-  <w:comment w:id="4" w:author="Microsoft Office User" w:date="2025-10-17T13:10:00Z" w:initials="MOU">
+  <w:comment w:id="5" w:author="Microsoft Office User" w:date="2025-09-28T21:32:00Z" w:initials="MOU">
     <w:p>
       <w:pPr>
         <w:pStyle w:val="CommentText"/>
@@ -28674,11 +28694,17 @@
         <w:annotationRef/>
       </w:r>
       <w:r>
-        <w:t>This is the final audit that was done by Maya and myself. Sound okay?</w:t>
+        <w:t>Maxim – there was a filter added here whe</w:t>
+      </w:r>
+      <w:r>
+        <w:rPr>
+          <w:noProof/>
+        </w:rPr>
+        <w:t>re sequences were removed if they were flaned by Ns right. Was it here, or elsewhere (i.e. earlier in the filtering pipeline?</w:t>
       </w:r>
     </w:p>
   </w:comment>
-  <w:comment w:id="5" w:author="Microsoft Office User" w:date="2025-10-17T13:14:00Z" w:initials="MOU">
+  <w:comment w:id="6" w:author="Microsoft Office User" w:date="2025-10-17T13:10:00Z" w:initials="MOU">
     <w:p>
       <w:pPr>
         <w:pStyle w:val="CommentText"/>
@@ -28690,11 +28716,11 @@
         <w:annotationRef/>
       </w:r>
       <w:r>
-        <w:t>Does this accurately capture the auditing of these old inserts?</w:t>
+        <w:t>This is the final audit that was done by Maya and myself. Sound okay?</w:t>
       </w:r>
     </w:p>
   </w:comment>
-  <w:comment w:id="7" w:author="Microsoft Office User" w:date="2025-10-19T20:32:00Z" w:initials="MOU">
+  <w:comment w:id="7" w:author="Microsoft Office User" w:date="2025-10-17T13:14:00Z" w:initials="MOU">
     <w:p>
       <w:pPr>
         <w:pStyle w:val="CommentText"/>
@@ -28706,11 +28732,11 @@
         <w:annotationRef/>
       </w:r>
       <w:r>
-        <w:t>The second manual curation step is doing alignments with flanking to check for synteny for the putatively old inserts.</w:t>
+        <w:t>Does this accurately capture the auditing of these old inserts?</w:t>
       </w:r>
     </w:p>
   </w:comment>
-  <w:comment w:id="8" w:author="Kyle Ewart" w:date="2024-12-02T22:30:00Z" w:initials="KE">
+  <w:comment w:id="8" w:author="Microsoft Office User" w:date="2025-10-19T20:32:00Z" w:initials="MOU">
     <w:p>
       <w:pPr>
         <w:pStyle w:val="CommentText"/>
@@ -28722,11 +28748,27 @@
         <w:annotationRef/>
       </w:r>
       <w:r>
-        <w:t>These are just initial thoughts. We can have many panels and just add what can’t fit into the main panel</w:t>
+        <w:t>The second manual curation step is doing alignments with flanking to check for synteny for the putatively old inserts.</w:t>
       </w:r>
     </w:p>
   </w:comment>
-  <w:comment w:id="10" w:author="Microsoft Office User" w:date="2025-09-28T20:58:00Z" w:initials="MOU">
+  <w:comment w:id="9" w:author="Kyle Ewart" w:date="2024-12-02T22:30:00Z" w:initials="KE">
+    <w:p>
+      <w:pPr>
+        <w:pStyle w:val="CommentText"/>
+      </w:pPr>
+      <w:r>
+        <w:rPr>
+          <w:rStyle w:val="CommentReference"/>
+        </w:rPr>
+        <w:annotationRef/>
+      </w:r>
+      <w:r>
+        <w:t>These are just initial thoughts. We can have many panels and just add what can’t fit into the main panel</w:t>
+      </w:r>
+    </w:p>
+  </w:comment>
+  <w:comment w:id="11" w:author="Microsoft Office User" w:date="2025-09-28T20:58:00Z" w:initials="MOU">
     <w:p>
       <w:pPr>
         <w:pStyle w:val="CommentText"/>
@@ -28750,6 +28792,7 @@
   <w15:commentEx w15:paraId="7186EF34" w15:done="0"/>
   <w15:commentEx w15:paraId="56876713" w15:paraIdParent="7186EF34" w15:done="0"/>
   <w15:commentEx w15:paraId="0A4CE996" w15:done="0"/>
+  <w15:commentEx w15:paraId="0E1C8698" w15:done="0"/>
   <w15:commentEx w15:paraId="4641E8BC" w15:done="0"/>
   <w15:commentEx w15:paraId="6B93D1C1" w15:done="0"/>
   <w15:commentEx w15:paraId="60144F0F" w15:done="0"/>
@@ -28782,6 +28825,7 @@
   <w16cid:commentId w16cid:paraId="7186EF34" w16cid:durableId="2C8391C7"/>
   <w16cid:commentId w16cid:paraId="56876713" w16cid:durableId="2C9B90AD"/>
   <w16cid:commentId w16cid:paraId="0A4CE996" w16cid:durableId="2AF8B0EA"/>
+  <w16cid:commentId w16cid:paraId="0E1C8698" w16cid:durableId="2CA11F55"/>
   <w16cid:commentId w16cid:paraId="4641E8BC" w16cid:durableId="2C8427D6"/>
   <w16cid:commentId w16cid:paraId="6B93D1C1" w16cid:durableId="2C9CBED0"/>
   <w16cid:commentId w16cid:paraId="60144F0F" w16cid:durableId="2C9CBFC8"/>

--- a/manuscript/Blattabacterium HGT_supp-material_v2_KE_NL_KE.docx
+++ b/manuscript/Blattabacterium HGT_supp-material_v2_KE_NL_KE.docx
@@ -3074,7 +3074,7 @@
         </w:rPr>
         <w:t>ny inserts with contiguous, low-entropy regions representing ≥ 50% of the total insert length were removed</w:t>
       </w:r>
-      <w:commentRangeStart w:id="5"/>
+      <w:commentRangeStart w:id="4"/>
       <w:r>
         <w:rPr>
           <w:rFonts w:ascii="Aptos" w:eastAsia="Times New Roman" w:hAnsi="Aptos" w:cstheme="minorHAnsi"/>
@@ -3082,13 +3082,13 @@
         </w:rPr>
         <w:t>.</w:t>
       </w:r>
-      <w:commentRangeEnd w:id="5"/>
+      <w:commentRangeEnd w:id="4"/>
       <w:r>
         <w:rPr>
           <w:rStyle w:val="CommentReference"/>
           <w:color w:val="000000" w:themeColor="text1"/>
         </w:rPr>
-        <w:commentReference w:id="5"/>
+        <w:commentReference w:id="4"/>
       </w:r>
       <w:r>
         <w:rPr>
@@ -3475,7 +3475,7 @@
         </w:rPr>
         <w:t xml:space="preserve"> </w:t>
       </w:r>
-      <w:commentRangeStart w:id="6"/>
+      <w:commentRangeStart w:id="5"/>
       <w:r>
         <w:rPr>
           <w:rFonts w:ascii="Aptos" w:eastAsia="Times New Roman" w:hAnsi="Aptos" w:cstheme="minorHAnsi"/>
@@ -3506,12 +3506,12 @@
         </w:rPr>
         <w:br/>
       </w:r>
-      <w:commentRangeEnd w:id="6"/>
+      <w:commentRangeEnd w:id="5"/>
       <w:r>
         <w:rPr>
           <w:rStyle w:val="CommentReference"/>
         </w:rPr>
-        <w:commentReference w:id="6"/>
+        <w:commentReference w:id="5"/>
       </w:r>
       <w:r>
         <w:rPr>
@@ -4493,7 +4493,7 @@
         </w:rPr>
         <w:t xml:space="preserve">ancestral inserts were able to be easily identified and extracted. </w:t>
       </w:r>
-      <w:commentRangeStart w:id="7"/>
+      <w:commentRangeStart w:id="6"/>
       <w:r>
         <w:rPr>
           <w:rFonts w:ascii="Aptos" w:eastAsia="Times New Roman" w:hAnsi="Aptos" w:cstheme="minorHAnsi"/>
@@ -4501,12 +4501,12 @@
         </w:rPr>
         <w:t xml:space="preserve">These putatively ancestral inserts were manually curated by aligning them back to the genomes and checking for sequence synteny. </w:t>
       </w:r>
-      <w:commentRangeEnd w:id="7"/>
+      <w:commentRangeEnd w:id="6"/>
       <w:r>
         <w:rPr>
           <w:rStyle w:val="CommentReference"/>
         </w:rPr>
-        <w:commentReference w:id="7"/>
+        <w:commentReference w:id="6"/>
       </w:r>
       <w:r>
         <w:rPr>
@@ -4935,6 +4935,8 @@
           <w:color w:val="000000" w:themeColor="text1"/>
         </w:rPr>
       </w:pPr>
+      <w:bookmarkStart w:id="7" w:name="_GoBack"/>
+      <w:bookmarkEnd w:id="7"/>
       <w:r>
         <w:rPr>
           <w:rFonts w:ascii="Aptos" w:hAnsi="Aptos" w:cstheme="minorHAnsi"/>
@@ -4976,12 +4978,11 @@
         <w:rPr>
           <w:rFonts w:ascii="Aptos" w:hAnsi="Aptos" w:cstheme="minorHAnsi"/>
           <w:i/>
-          <w:noProof/>
           <w:color w:val="000000" w:themeColor="text1"/>
         </w:rPr>
         <w:drawing>
-          <wp:inline distT="0" distB="0" distL="0" distR="0" wp14:anchorId="222B2D10" wp14:editId="03D85326">
-            <wp:extent cx="3547533" cy="5695636"/>
+          <wp:inline distT="0" distB="0" distL="0" distR="0" wp14:anchorId="0DEB9144" wp14:editId="673A6478">
+            <wp:extent cx="3519167" cy="5694630"/>
             <wp:effectExtent l="0" t="0" r="0" b="0"/>
             <wp:docPr id="1" name="Picture 1"/>
             <wp:cNvGraphicFramePr>
@@ -5003,7 +5004,7 @@
                   <pic:spPr>
                     <a:xfrm>
                       <a:off x="0" y="0"/>
-                      <a:ext cx="3567638" cy="5727916"/>
+                      <a:ext cx="3521799" cy="5698890"/>
                     </a:xfrm>
                     <a:prstGeom prst="rect">
                       <a:avLst/>
@@ -5195,27 +5196,12 @@
         </w:rPr>
         <w:t>filtering)</w:t>
       </w:r>
-      <w:commentRangeStart w:id="8"/>
-      <w:r>
-        <w:rPr>
-          <w:rFonts w:ascii="Aptos" w:eastAsia="Times New Roman" w:hAnsi="Aptos" w:cstheme="minorHAnsi"/>
-          <w:color w:val="000000" w:themeColor="text1"/>
-        </w:rPr>
-        <w:t>.</w:t>
-      </w:r>
-      <w:commentRangeEnd w:id="8"/>
-      <w:r>
-        <w:rPr>
-          <w:rStyle w:val="CommentReference"/>
-        </w:rPr>
-        <w:commentReference w:id="8"/>
-      </w:r>
-      <w:r>
-        <w:rPr>
-          <w:rFonts w:ascii="Aptos" w:eastAsia="Times New Roman" w:hAnsi="Aptos" w:cstheme="minorHAnsi"/>
-          <w:color w:val="000000" w:themeColor="text1"/>
-        </w:rPr>
-        <w:t xml:space="preserve"> </w:t>
+      <w:r>
+        <w:rPr>
+          <w:rFonts w:ascii="Aptos" w:eastAsia="Times New Roman" w:hAnsi="Aptos" w:cstheme="minorHAnsi"/>
+          <w:color w:val="000000" w:themeColor="text1"/>
+        </w:rPr>
+        <w:t xml:space="preserve">. </w:t>
       </w:r>
     </w:p>
     <w:p>
@@ -5254,7 +5240,7 @@
           <w:highlight w:val="yellow"/>
         </w:rPr>
       </w:pPr>
-      <w:commentRangeStart w:id="9"/>
+      <w:commentRangeStart w:id="8"/>
       <w:r>
         <w:rPr>
           <w:rFonts w:ascii="Aptos" w:hAnsi="Aptos" w:cstheme="minorHAnsi"/>
@@ -5264,7 +5250,7 @@
         </w:rPr>
         <w:t>F</w:t>
       </w:r>
-      <w:commentRangeEnd w:id="9"/>
+      <w:commentRangeEnd w:id="8"/>
       <w:r>
         <w:rPr>
           <w:rStyle w:val="CommentReference"/>
@@ -5272,7 +5258,7 @@
           <w:i/>
           <w:highlight w:val="yellow"/>
         </w:rPr>
-        <w:commentReference w:id="9"/>
+        <w:commentReference w:id="8"/>
       </w:r>
       <w:r>
         <w:rPr>
@@ -5298,7 +5284,7 @@
           <w:i/>
           <w:color w:val="000000" w:themeColor="text1"/>
           <w:highlight w:val="yellow"/>
-          <w:rPrChange w:id="10" w:author="Microsoft Office User" w:date="2025-09-28T20:36:00Z">
+          <w:rPrChange w:id="9" w:author="Microsoft Office User" w:date="2025-09-28T20:36:00Z">
             <w:rPr>
               <w:rFonts w:ascii="Aptos" w:hAnsi="Aptos" w:cstheme="minorHAnsi"/>
               <w:i/>
@@ -25734,7 +25720,7 @@
                 <w:lang w:eastAsia="zh-CN"/>
               </w:rPr>
             </w:pPr>
-            <w:commentRangeStart w:id="11"/>
+            <w:commentRangeStart w:id="10"/>
             <w:r>
               <w:rPr>
                 <w:rFonts w:eastAsia="Times New Roman" w:cstheme="minorHAnsi"/>
@@ -25745,12 +25731,12 @@
               </w:rPr>
               <w:t>Z1</w:t>
             </w:r>
-            <w:commentRangeEnd w:id="11"/>
+            <w:commentRangeEnd w:id="10"/>
             <w:r>
               <w:rPr>
                 <w:rStyle w:val="CommentReference"/>
               </w:rPr>
-              <w:commentReference w:id="11"/>
+              <w:commentReference w:id="10"/>
             </w:r>
           </w:p>
         </w:tc>
@@ -28678,11 +28664,9 @@
       <w:r>
         <w:t xml:space="preserve"> eh 2 manual curation steps here as well</w:t>
       </w:r>
-      <w:bookmarkStart w:id="4" w:name="_GoBack"/>
-      <w:bookmarkEnd w:id="4"/>
     </w:p>
   </w:comment>
-  <w:comment w:id="5" w:author="Microsoft Office User" w:date="2025-09-28T21:32:00Z" w:initials="MOU">
+  <w:comment w:id="4" w:author="Microsoft Office User" w:date="2025-09-28T21:32:00Z" w:initials="MOU">
     <w:p>
       <w:pPr>
         <w:pStyle w:val="CommentText"/>
@@ -28704,7 +28688,7 @@
       </w:r>
     </w:p>
   </w:comment>
-  <w:comment w:id="6" w:author="Microsoft Office User" w:date="2025-10-17T13:10:00Z" w:initials="MOU">
+  <w:comment w:id="5" w:author="Microsoft Office User" w:date="2025-10-17T13:10:00Z" w:initials="MOU">
     <w:p>
       <w:pPr>
         <w:pStyle w:val="CommentText"/>
@@ -28720,7 +28704,7 @@
       </w:r>
     </w:p>
   </w:comment>
-  <w:comment w:id="7" w:author="Microsoft Office User" w:date="2025-10-17T13:14:00Z" w:initials="MOU">
+  <w:comment w:id="6" w:author="Microsoft Office User" w:date="2025-10-17T13:14:00Z" w:initials="MOU">
     <w:p>
       <w:pPr>
         <w:pStyle w:val="CommentText"/>
@@ -28736,7 +28720,7 @@
       </w:r>
     </w:p>
   </w:comment>
-  <w:comment w:id="8" w:author="Microsoft Office User" w:date="2025-10-19T20:32:00Z" w:initials="MOU">
+  <w:comment w:id="8" w:author="Kyle Ewart" w:date="2024-12-02T22:30:00Z" w:initials="KE">
     <w:p>
       <w:pPr>
         <w:pStyle w:val="CommentText"/>
@@ -28748,27 +28732,11 @@
         <w:annotationRef/>
       </w:r>
       <w:r>
-        <w:t>The second manual curation step is doing alignments with flanking to check for synteny for the putatively old inserts.</w:t>
+        <w:t>These are just initial thoughts. We can have many panels and just add what can’t fit into the main panel</w:t>
       </w:r>
     </w:p>
   </w:comment>
-  <w:comment w:id="9" w:author="Kyle Ewart" w:date="2024-12-02T22:30:00Z" w:initials="KE">
-    <w:p>
-      <w:pPr>
-        <w:pStyle w:val="CommentText"/>
-      </w:pPr>
-      <w:r>
-        <w:rPr>
-          <w:rStyle w:val="CommentReference"/>
-        </w:rPr>
-        <w:annotationRef/>
-      </w:r>
-      <w:r>
-        <w:t>These are just initial thoughts. We can have many panels and just add what can’t fit into the main panel</w:t>
-      </w:r>
-    </w:p>
-  </w:comment>
-  <w:comment w:id="11" w:author="Microsoft Office User" w:date="2025-09-28T20:58:00Z" w:initials="MOU">
+  <w:comment w:id="10" w:author="Microsoft Office User" w:date="2025-09-28T20:58:00Z" w:initials="MOU">
     <w:p>
       <w:pPr>
         <w:pStyle w:val="CommentText"/>
@@ -28796,7 +28764,6 @@
   <w15:commentEx w15:paraId="4641E8BC" w15:done="0"/>
   <w15:commentEx w15:paraId="6B93D1C1" w15:done="0"/>
   <w15:commentEx w15:paraId="60144F0F" w15:done="0"/>
-  <w15:commentEx w15:paraId="3943239E" w15:done="0"/>
   <w15:commentEx w15:paraId="1EECDDE1" w15:done="0"/>
   <w15:commentEx w15:paraId="5F75ADC1" w15:done="0"/>
 </w15:commentsEx>
@@ -28829,7 +28796,6 @@
   <w16cid:commentId w16cid:paraId="4641E8BC" w16cid:durableId="2C8427D6"/>
   <w16cid:commentId w16cid:paraId="6B93D1C1" w16cid:durableId="2C9CBED0"/>
   <w16cid:commentId w16cid:paraId="60144F0F" w16cid:durableId="2C9CBFC8"/>
-  <w16cid:commentId w16cid:paraId="3943239E" w16cid:durableId="2C9FC94C"/>
   <w16cid:commentId w16cid:paraId="1EECDDE1" w16cid:durableId="2AF8B381"/>
   <w16cid:commentId w16cid:paraId="5F75ADC1" w16cid:durableId="2C841FED"/>
 </w16cid:commentsIds>

--- a/manuscript/Blattabacterium HGT_supp-material_v2_KE_NL_KE.docx
+++ b/manuscript/Blattabacterium HGT_supp-material_v2_KE_NL_KE.docx
@@ -2042,7 +2042,7 @@
         </w:rPr>
         <w:t>insert</w:t>
       </w:r>
-      <w:commentRangeStart w:id="3"/>
+      <w:bookmarkStart w:id="3" w:name="_GoBack"/>
       <w:r>
         <w:rPr>
           <w:rFonts w:ascii="Aptos" w:hAnsi="Aptos" w:cstheme="minorHAnsi"/>
@@ -2052,13 +2052,7 @@
         </w:rPr>
         <w:t>s</w:t>
       </w:r>
-      <w:commentRangeEnd w:id="3"/>
-      <w:r>
-        <w:rPr>
-          <w:rStyle w:val="CommentReference"/>
-        </w:rPr>
-        <w:commentReference w:id="3"/>
-      </w:r>
+      <w:bookmarkEnd w:id="3"/>
     </w:p>
     <w:p>
       <w:pPr>
@@ -3473,31 +3467,60 @@
           <w:rFonts w:ascii="Aptos" w:eastAsia="Times New Roman" w:hAnsi="Aptos" w:cstheme="minorHAnsi"/>
           <w:color w:val="000000" w:themeColor="text1"/>
         </w:rPr>
+        <w:t xml:space="preserve"> Finally, manual auditing of the results </w:t>
+      </w:r>
+      <w:proofErr w:type="gramStart"/>
+      <w:r>
+        <w:rPr>
+          <w:rFonts w:ascii="Aptos" w:eastAsia="Times New Roman" w:hAnsi="Aptos" w:cstheme="minorHAnsi"/>
+          <w:color w:val="000000" w:themeColor="text1"/>
+        </w:rPr>
+        <w:t>were</w:t>
+      </w:r>
+      <w:proofErr w:type="gramEnd"/>
+      <w:r>
+        <w:rPr>
+          <w:rFonts w:ascii="Aptos" w:eastAsia="Times New Roman" w:hAnsi="Aptos" w:cstheme="minorHAnsi"/>
+          <w:color w:val="000000" w:themeColor="text1"/>
+        </w:rPr>
+        <w:t xml:space="preserve"> performed by additional BLASTs and inspections of the sequences themselves.</w:t>
+      </w:r>
+      <w:r>
+        <w:rPr>
+          <w:rFonts w:ascii="Aptos" w:eastAsia="Times New Roman" w:hAnsi="Aptos" w:cstheme="minorHAnsi"/>
+          <w:color w:val="000000" w:themeColor="text1"/>
+        </w:rPr>
         <w:t xml:space="preserve"> </w:t>
       </w:r>
-      <w:commentRangeStart w:id="5"/>
-      <w:r>
-        <w:rPr>
-          <w:rFonts w:ascii="Aptos" w:eastAsia="Times New Roman" w:hAnsi="Aptos" w:cstheme="minorHAnsi"/>
-          <w:color w:val="000000" w:themeColor="text1"/>
-        </w:rPr>
-        <w:t xml:space="preserve">Finally, manual auditing of the results </w:t>
-      </w:r>
-      <w:proofErr w:type="gramStart"/>
-      <w:r>
-        <w:rPr>
-          <w:rFonts w:ascii="Aptos" w:eastAsia="Times New Roman" w:hAnsi="Aptos" w:cstheme="minorHAnsi"/>
-          <w:color w:val="000000" w:themeColor="text1"/>
-        </w:rPr>
-        <w:t>were</w:t>
-      </w:r>
-      <w:proofErr w:type="gramEnd"/>
-      <w:r>
-        <w:rPr>
-          <w:rFonts w:ascii="Aptos" w:eastAsia="Times New Roman" w:hAnsi="Aptos" w:cstheme="minorHAnsi"/>
-          <w:color w:val="000000" w:themeColor="text1"/>
-        </w:rPr>
-        <w:t xml:space="preserve"> performed by additional BLASTs and inspections of the sequences themselves. </w:t>
+      <w:r>
+        <w:rPr>
+          <w:rFonts w:ascii="Aptos" w:eastAsia="Times New Roman" w:hAnsi="Aptos" w:cstheme="minorHAnsi"/>
+          <w:color w:val="000000" w:themeColor="text1"/>
+        </w:rPr>
+        <w:t xml:space="preserve">We were particularly stringent when manually curating the termite putative inserts given the existence of termite gut symbionts that are closely related to </w:t>
+      </w:r>
+      <w:proofErr w:type="spellStart"/>
+      <w:r>
+        <w:rPr>
+          <w:rFonts w:ascii="Aptos" w:eastAsia="Times New Roman" w:hAnsi="Aptos" w:cstheme="minorHAnsi"/>
+          <w:color w:val="000000" w:themeColor="text1"/>
+        </w:rPr>
+        <w:t>Blattabacterium</w:t>
+      </w:r>
+      <w:proofErr w:type="spellEnd"/>
+      <w:r>
+        <w:rPr>
+          <w:rFonts w:ascii="Aptos" w:eastAsia="Times New Roman" w:hAnsi="Aptos" w:cstheme="minorHAnsi"/>
+          <w:color w:val="000000" w:themeColor="text1"/>
+        </w:rPr>
+        <w:t xml:space="preserve"> (e.g. Bacteroides/Flavobacteria).</w:t>
+      </w:r>
+      <w:r>
+        <w:rPr>
+          <w:rFonts w:ascii="Aptos" w:eastAsia="Times New Roman" w:hAnsi="Aptos" w:cstheme="minorHAnsi"/>
+          <w:color w:val="000000" w:themeColor="text1"/>
+        </w:rPr>
+        <w:t xml:space="preserve"> </w:t>
       </w:r>
       <w:r>
         <w:rPr>
@@ -3505,13 +3528,6 @@
           <w:color w:val="000000" w:themeColor="text1"/>
         </w:rPr>
         <w:br/>
-      </w:r>
-      <w:commentRangeEnd w:id="5"/>
-      <w:r>
-        <w:rPr>
-          <w:rStyle w:val="CommentReference"/>
-        </w:rPr>
-        <w:commentReference w:id="5"/>
       </w:r>
       <w:r>
         <w:rPr>
@@ -4493,7 +4509,7 @@
         </w:rPr>
         <w:t xml:space="preserve">ancestral inserts were able to be easily identified and extracted. </w:t>
       </w:r>
-      <w:commentRangeStart w:id="6"/>
+      <w:commentRangeStart w:id="5"/>
       <w:r>
         <w:rPr>
           <w:rFonts w:ascii="Aptos" w:eastAsia="Times New Roman" w:hAnsi="Aptos" w:cstheme="minorHAnsi"/>
@@ -4501,12 +4517,12 @@
         </w:rPr>
         <w:t xml:space="preserve">These putatively ancestral inserts were manually curated by aligning them back to the genomes and checking for sequence synteny. </w:t>
       </w:r>
-      <w:commentRangeEnd w:id="6"/>
+      <w:commentRangeEnd w:id="5"/>
       <w:r>
         <w:rPr>
           <w:rStyle w:val="CommentReference"/>
         </w:rPr>
-        <w:commentReference w:id="6"/>
+        <w:commentReference w:id="5"/>
       </w:r>
       <w:r>
         <w:rPr>
@@ -4708,6 +4724,7 @@
           <w:rFonts w:ascii="Aptos" w:hAnsi="Aptos" w:cstheme="minorHAnsi"/>
           <w:color w:val="FF0000"/>
         </w:rPr>
+        <w:lastRenderedPageBreak/>
         <w:t>Results from alternate thresholds (refer to Figure S2)</w:t>
       </w:r>
       <w:r>
@@ -4935,8 +4952,6 @@
           <w:color w:val="000000" w:themeColor="text1"/>
         </w:rPr>
       </w:pPr>
-      <w:bookmarkStart w:id="7" w:name="_GoBack"/>
-      <w:bookmarkEnd w:id="7"/>
       <w:r>
         <w:rPr>
           <w:rFonts w:ascii="Aptos" w:hAnsi="Aptos" w:cstheme="minorHAnsi"/>
@@ -4978,6 +4993,7 @@
         <w:rPr>
           <w:rFonts w:ascii="Aptos" w:hAnsi="Aptos" w:cstheme="minorHAnsi"/>
           <w:i/>
+          <w:noProof/>
           <w:color w:val="000000" w:themeColor="text1"/>
         </w:rPr>
         <w:drawing>
@@ -5138,7 +5154,15 @@
           <w:rFonts w:ascii="Aptos" w:eastAsia="Times New Roman" w:hAnsi="Aptos" w:cstheme="minorHAnsi"/>
           <w:color w:val="000000" w:themeColor="text1"/>
         </w:rPr>
-        <w:t xml:space="preserve">with standard and alternate filtering threshold applied; the </w:t>
+        <w:t xml:space="preserve">with </w:t>
+      </w:r>
+      <w:r>
+        <w:rPr>
+          <w:rFonts w:ascii="Aptos" w:eastAsia="Times New Roman" w:hAnsi="Aptos" w:cstheme="minorHAnsi"/>
+          <w:color w:val="000000" w:themeColor="text1"/>
+        </w:rPr>
+        <w:lastRenderedPageBreak/>
+        <w:t xml:space="preserve">standard and alternate filtering threshold applied; the </w:t>
       </w:r>
       <w:r>
         <w:rPr>
@@ -5240,7 +5264,7 @@
           <w:highlight w:val="yellow"/>
         </w:rPr>
       </w:pPr>
-      <w:commentRangeStart w:id="8"/>
+      <w:commentRangeStart w:id="6"/>
       <w:r>
         <w:rPr>
           <w:rFonts w:ascii="Aptos" w:hAnsi="Aptos" w:cstheme="minorHAnsi"/>
@@ -5250,7 +5274,7 @@
         </w:rPr>
         <w:t>F</w:t>
       </w:r>
-      <w:commentRangeEnd w:id="8"/>
+      <w:commentRangeEnd w:id="6"/>
       <w:r>
         <w:rPr>
           <w:rStyle w:val="CommentReference"/>
@@ -5258,7 +5282,7 @@
           <w:i/>
           <w:highlight w:val="yellow"/>
         </w:rPr>
-        <w:commentReference w:id="8"/>
+        <w:commentReference w:id="6"/>
       </w:r>
       <w:r>
         <w:rPr>
@@ -5284,7 +5308,7 @@
           <w:i/>
           <w:color w:val="000000" w:themeColor="text1"/>
           <w:highlight w:val="yellow"/>
-          <w:rPrChange w:id="9" w:author="Microsoft Office User" w:date="2025-09-28T20:36:00Z">
+          <w:rPrChange w:id="7" w:author="Microsoft Office User" w:date="2025-09-28T20:36:00Z">
             <w:rPr>
               <w:rFonts w:ascii="Aptos" w:hAnsi="Aptos" w:cstheme="minorHAnsi"/>
               <w:i/>
@@ -10210,6 +10234,7 @@
                 <w:szCs w:val="20"/>
                 <w:lang w:eastAsia="zh-CN"/>
               </w:rPr>
+              <w:lastRenderedPageBreak/>
               <w:t>Blattabacterium</w:t>
             </w:r>
             <w:proofErr w:type="spellEnd"/>
@@ -10596,7 +10621,6 @@
                 <w:szCs w:val="20"/>
                 <w:lang w:eastAsia="zh-CN"/>
               </w:rPr>
-              <w:lastRenderedPageBreak/>
               <w:t>Blattabacterium</w:t>
             </w:r>
             <w:proofErr w:type="spellEnd"/>
@@ -15615,6 +15639,7 @@
                 <w:szCs w:val="20"/>
                 <w:lang w:eastAsia="zh-CN"/>
               </w:rPr>
+              <w:lastRenderedPageBreak/>
               <w:t>Blattabacterium</w:t>
             </w:r>
             <w:proofErr w:type="spellEnd"/>
@@ -16001,7 +16026,6 @@
                 <w:szCs w:val="20"/>
                 <w:lang w:eastAsia="zh-CN"/>
               </w:rPr>
-              <w:lastRenderedPageBreak/>
               <w:t>Blattabacterium</w:t>
             </w:r>
             <w:proofErr w:type="spellEnd"/>
@@ -21020,6 +21044,7 @@
                 <w:szCs w:val="20"/>
                 <w:lang w:eastAsia="zh-CN"/>
               </w:rPr>
+              <w:lastRenderedPageBreak/>
               <w:t>Blattabacterium</w:t>
             </w:r>
             <w:proofErr w:type="spellEnd"/>
@@ -21406,7 +21431,6 @@
                 <w:szCs w:val="20"/>
                 <w:lang w:eastAsia="zh-CN"/>
               </w:rPr>
-              <w:lastRenderedPageBreak/>
               <w:t>Blattabacterium</w:t>
             </w:r>
             <w:proofErr w:type="spellEnd"/>
@@ -25720,7 +25744,7 @@
                 <w:lang w:eastAsia="zh-CN"/>
               </w:rPr>
             </w:pPr>
-            <w:commentRangeStart w:id="10"/>
+            <w:commentRangeStart w:id="8"/>
             <w:r>
               <w:rPr>
                 <w:rFonts w:eastAsia="Times New Roman" w:cstheme="minorHAnsi"/>
@@ -25731,12 +25755,12 @@
               </w:rPr>
               <w:t>Z1</w:t>
             </w:r>
-            <w:commentRangeEnd w:id="10"/>
+            <w:commentRangeEnd w:id="8"/>
             <w:r>
               <w:rPr>
                 <w:rStyle w:val="CommentReference"/>
               </w:rPr>
-              <w:commentReference w:id="10"/>
+              <w:commentReference w:id="8"/>
             </w:r>
           </w:p>
         </w:tc>
@@ -26634,6 +26658,7 @@
                 <w:szCs w:val="20"/>
                 <w:lang w:eastAsia="zh-CN"/>
               </w:rPr>
+              <w:lastRenderedPageBreak/>
               <w:t>Z010</w:t>
             </w:r>
           </w:p>
@@ -27248,7 +27273,6 @@
                 <w:szCs w:val="20"/>
                 <w:lang w:eastAsia="zh-CN"/>
               </w:rPr>
-              <w:lastRenderedPageBreak/>
               <w:t>Z012</w:t>
             </w:r>
           </w:p>
@@ -28642,30 +28666,6 @@
       </w:r>
     </w:p>
   </w:comment>
-  <w:comment w:id="3" w:author="Microsoft Office User" w:date="2025-10-20T20:51:00Z" w:initials="MOU">
-    <w:p>
-      <w:pPr>
-        <w:pStyle w:val="CommentText"/>
-      </w:pPr>
-      <w:r>
-        <w:rPr>
-          <w:rStyle w:val="CommentReference"/>
-        </w:rPr>
-        <w:annotationRef/>
-      </w:r>
-      <w:r>
-        <w:t xml:space="preserve">Make sure I </w:t>
-      </w:r>
-      <w:proofErr w:type="spellStart"/>
-      <w:r>
-        <w:t>addt</w:t>
-      </w:r>
-      <w:proofErr w:type="spellEnd"/>
-      <w:r>
-        <w:t xml:space="preserve"> eh 2 manual curation steps here as well</w:t>
-      </w:r>
-    </w:p>
-  </w:comment>
   <w:comment w:id="4" w:author="Microsoft Office User" w:date="2025-09-28T21:32:00Z" w:initials="MOU">
     <w:p>
       <w:pPr>
@@ -28688,7 +28688,7 @@
       </w:r>
     </w:p>
   </w:comment>
-  <w:comment w:id="5" w:author="Microsoft Office User" w:date="2025-10-17T13:10:00Z" w:initials="MOU">
+  <w:comment w:id="5" w:author="Microsoft Office User" w:date="2025-10-17T13:14:00Z" w:initials="MOU">
     <w:p>
       <w:pPr>
         <w:pStyle w:val="CommentText"/>
@@ -28700,11 +28700,11 @@
         <w:annotationRef/>
       </w:r>
       <w:r>
-        <w:t>This is the final audit that was done by Maya and myself. Sound okay?</w:t>
+        <w:t>Does this accurately capture the auditing of these old inserts?</w:t>
       </w:r>
     </w:p>
   </w:comment>
-  <w:comment w:id="6" w:author="Microsoft Office User" w:date="2025-10-17T13:14:00Z" w:initials="MOU">
+  <w:comment w:id="6" w:author="Kyle Ewart" w:date="2024-12-02T22:30:00Z" w:initials="KE">
     <w:p>
       <w:pPr>
         <w:pStyle w:val="CommentText"/>
@@ -28716,27 +28716,11 @@
         <w:annotationRef/>
       </w:r>
       <w:r>
-        <w:t>Does this accurately capture the auditing of these old inserts?</w:t>
+        <w:t>These are just initial thoughts. We can have many panels and just add what can’t fit into the main panel</w:t>
       </w:r>
     </w:p>
   </w:comment>
-  <w:comment w:id="8" w:author="Kyle Ewart" w:date="2024-12-02T22:30:00Z" w:initials="KE">
-    <w:p>
-      <w:pPr>
-        <w:pStyle w:val="CommentText"/>
-      </w:pPr>
-      <w:r>
-        <w:rPr>
-          <w:rStyle w:val="CommentReference"/>
-        </w:rPr>
-        <w:annotationRef/>
-      </w:r>
-      <w:r>
-        <w:t>These are just initial thoughts. We can have many panels and just add what can’t fit into the main panel</w:t>
-      </w:r>
-    </w:p>
-  </w:comment>
-  <w:comment w:id="10" w:author="Microsoft Office User" w:date="2025-09-28T20:58:00Z" w:initials="MOU">
+  <w:comment w:id="8" w:author="Microsoft Office User" w:date="2025-09-28T20:58:00Z" w:initials="MOU">
     <w:p>
       <w:pPr>
         <w:pStyle w:val="CommentText"/>
@@ -28760,9 +28744,7 @@
   <w15:commentEx w15:paraId="7186EF34" w15:done="0"/>
   <w15:commentEx w15:paraId="56876713" w15:paraIdParent="7186EF34" w15:done="0"/>
   <w15:commentEx w15:paraId="0A4CE996" w15:done="0"/>
-  <w15:commentEx w15:paraId="0E1C8698" w15:done="0"/>
   <w15:commentEx w15:paraId="4641E8BC" w15:done="0"/>
-  <w15:commentEx w15:paraId="6B93D1C1" w15:done="0"/>
   <w15:commentEx w15:paraId="60144F0F" w15:done="0"/>
   <w15:commentEx w15:paraId="1EECDDE1" w15:done="0"/>
   <w15:commentEx w15:paraId="5F75ADC1" w15:done="0"/>
@@ -28792,9 +28774,7 @@
   <w16cid:commentId w16cid:paraId="7186EF34" w16cid:durableId="2C8391C7"/>
   <w16cid:commentId w16cid:paraId="56876713" w16cid:durableId="2C9B90AD"/>
   <w16cid:commentId w16cid:paraId="0A4CE996" w16cid:durableId="2AF8B0EA"/>
-  <w16cid:commentId w16cid:paraId="0E1C8698" w16cid:durableId="2CA11F55"/>
   <w16cid:commentId w16cid:paraId="4641E8BC" w16cid:durableId="2C8427D6"/>
-  <w16cid:commentId w16cid:paraId="6B93D1C1" w16cid:durableId="2C9CBED0"/>
   <w16cid:commentId w16cid:paraId="60144F0F" w16cid:durableId="2C9CBFC8"/>
   <w16cid:commentId w16cid:paraId="1EECDDE1" w16cid:durableId="2AF8B381"/>
   <w16cid:commentId w16cid:paraId="5F75ADC1" w16cid:durableId="2C841FED"/>
